--- a/api/assets/pack_despido_files/01_Carta_Art161_Necesidades_de_la_Empresa.docx
+++ b/api/assets/pack_despido_files/01_Carta_Art161_Necesidades_de_la_Empresa.docx
@@ -10,52 +10,63 @@
         <w:tblLook w:firstColumn="1" w:firstRow="1" w:lastColumn="0" w:lastRow="0" w:noHBand="0" w:noVBand="1" w:val="04A0"/>
       </w:tblPr>
       <w:tblGrid>
-        <w:gridCol w:w="9360"/>
+        <w:gridCol w:w="6912"/>
+        <w:gridCol w:w="2880"/>
       </w:tblGrid>
       <w:tr>
+        <w:trPr>
+          <w:cantSplit/>
+        </w:trPr>
         <w:tc>
           <w:tcPr>
-            <w:tcW w:type="dxa" w:w="9936"/>
-            <w:shd w:fill="0F172A"/>
-            <w:tcMar>
-              <w:top w:w="200" w:type="dxa"/>
-              <w:bottom w:w="200" w:type="dxa"/>
-              <w:left w:w="240" w:type="dxa"/>
-              <w:right w:w="240" w:type="dxa"/>
-            </w:tcMar>
+            <w:tcW w:type="dxa" w:w="6912"/>
           </w:tcPr>
           <w:p>
             <w:pPr>
-              <w:jc w:val="center"/>
+              <w:spacing w:before="0" w:after="20"/>
             </w:pPr>
             <w:r>
               <w:rPr>
-                <w:rFonts w:ascii="Arial" w:hAnsi="Arial"/>
+                <w:rFonts w:ascii="Calibri" w:hAnsi="Calibri"/>
                 <w:b/>
-                <w:color w:val="38BDF8"/>
+                <w:color w:val="00382E"/>
                 <w:sz w:val="17"/>
               </w:rPr>
-              <w:t>CALCULOLABORAL.CL • FORMULARIO LEGAL EDITABLE 2026</w:t>
-              <w:br/>
+              <w:t>PACK CARTAS DE DESPIDO | CHILE 2026 | Artículo 161 inciso primero del Código del Trabajo (Necesidades de la empresa)</w:t>
             </w:r>
+          </w:p>
+          <w:p>
+            <w:pPr>
+              <w:spacing w:before="0" w:after="40"/>
+            </w:pPr>
             <w:r>
               <w:rPr>
-                <w:rFonts w:ascii="Arial" w:hAnsi="Arial"/>
+                <w:rFonts w:ascii="Calibri" w:hAnsi="Calibri"/>
                 <w:b/>
-                <w:color w:val="FFFFFF"/>
-                <w:sz w:val="26"/>
+                <w:color w:val="0F172A"/>
+                <w:sz w:val="24"/>
               </w:rPr>
               <w:t>CARTA DE AVISO DE TÉRMINO DE CONTRATO DE TRABAJO</w:t>
             </w:r>
+          </w:p>
+        </w:tc>
+        <w:tc>
+          <w:tcPr>
+            <w:tcW w:type="dxa" w:w="2880"/>
+          </w:tcPr>
+          <w:p>
+            <w:pPr>
+              <w:spacing w:before="0" w:after="0"/>
+              <w:jc w:val="right"/>
+            </w:pPr>
             <w:r>
               <w:rPr>
-                <w:rFonts w:ascii="Arial" w:hAnsi="Arial"/>
-                <w:i/>
-                <w:color w:val="CBD5E1"/>
-                <w:sz w:val="19"/>
+                <w:rFonts w:ascii="Calibri" w:hAnsi="Calibri"/>
+                <w:b/>
+                <w:color w:val="64748B"/>
+                <w:sz w:val="17"/>
               </w:rPr>
-              <w:br/>
-              <w:t>Artículo 161 Inciso Primero del Código del Trabajo (Necesidades de la Empresa)</w:t>
+              <w:t>DESPIDO-01</w:t>
             </w:r>
           </w:p>
         </w:tc>
@@ -63,7 +74,817 @@
     </w:tbl>
     <w:p>
       <w:pPr>
-        <w:spacing w:after="240"/>
+        <w:keepNext/>
+        <w:pBdr>
+          <w:bottom w:val="single" w:sz="12" w:space="1" w:color="00382E"/>
+        </w:pBdr>
+        <w:spacing w:before="0" w:after="160" w:line="120" w:lineRule="exact"/>
+      </w:pPr>
+      <w:r>
+        <w:rPr>
+          <w:rFonts w:ascii="Calibri" w:hAnsi="Calibri" w:cs="Calibri"/>
+          <w:color w:val="E2E8F0"/>
+          <w:sz w:val="15"/>
+        </w:rPr>
+        <w:t/>
+      </w:r>
+    </w:p>
+    <w:tbl>
+      <w:tblPr>
+        <w:tblW w:type="auto" w:w="0"/>
+        <w:jc w:val="center"/>
+        <w:tblLayout w:type="fixed"/>
+        <w:tblLook w:firstColumn="1" w:firstRow="1" w:lastColumn="0" w:lastRow="0" w:noHBand="0" w:noVBand="1" w:val="04A0"/>
+      </w:tblPr>
+      <w:tblGrid>
+        <w:gridCol w:w="9792"/>
+      </w:tblGrid>
+      <w:tr>
+        <w:trPr>
+          <w:cantSplit/>
+        </w:trPr>
+        <w:tc>
+          <w:tcPr>
+            <w:tcW w:type="dxa" w:w="9792"/>
+            <w:tcBorders>
+              <w:top w:val="single" w:sz="4" w:space="0" w:color="ADD6C9"/>
+              <w:left w:val="single" w:sz="4" w:space="0" w:color="ADD6C9"/>
+              <w:bottom w:val="single" w:sz="4" w:space="0" w:color="ADD6C9"/>
+              <w:right w:val="single" w:sz="4" w:space="0" w:color="ADD6C9"/>
+            </w:tcBorders>
+            <w:shd w:fill="EEF6F3"/>
+            <w:tcMar>
+              <w:top w:w="120" w:type="dxa"/>
+              <w:bottom w:w="120" w:type="dxa"/>
+              <w:left w:w="160" w:type="dxa"/>
+              <w:right w:w="160" w:type="dxa"/>
+            </w:tcMar>
+          </w:tcPr>
+          <w:p>
+            <w:pPr>
+              <w:spacing w:before="0" w:after="40"/>
+            </w:pPr>
+            <w:r>
+              <w:rPr>
+                <w:rFonts w:ascii="Calibri" w:hAnsi="Calibri"/>
+                <w:b/>
+                <w:color w:val="0F172A"/>
+                <w:sz w:val="17"/>
+              </w:rPr>
+              <w:t>INSTRUCCIONES PARA EL EMPLEADOR</w:t>
+            </w:r>
+          </w:p>
+          <w:p>
+            <w:pPr>
+              <w:spacing w:before="0" w:after="30"/>
+            </w:pPr>
+            <w:r>
+              <w:rPr>
+                <w:rFonts w:ascii="Calibri" w:hAnsi="Calibri"/>
+                <w:color w:val="475569"/>
+                <w:sz w:val="16"/>
+              </w:rPr>
+              <w:t>• Completa los campos resaltados en amarillo con datos reales y borra las alternativas que no apliquen.</w:t>
+            </w:r>
+          </w:p>
+          <w:p>
+            <w:pPr>
+              <w:spacing w:before="0" w:after="30"/>
+            </w:pPr>
+            <w:r>
+              <w:rPr>
+                <w:rFonts w:ascii="Calibri" w:hAnsi="Calibri"/>
+                <w:color w:val="475569"/>
+                <w:sz w:val="16"/>
+              </w:rPr>
+              <w:t>• PLAZO: o entregas la carta al menos 30 días antes del término, o pagas la indemnización sustitutiva (última remuneración mensual) y la entregas dentro de los 3 DÍAS HÁBILES siguientes a la separación. En ambos casos, con copia a la Inspección del Trabajo en el mismo plazo.</w:t>
+            </w:r>
+          </w:p>
+          <w:p>
+            <w:pPr>
+              <w:spacing w:before="0" w:after="30"/>
+            </w:pPr>
+            <w:r>
+              <w:rPr>
+                <w:rFonts w:ascii="Calibri" w:hAnsi="Calibri"/>
+                <w:color w:val="475569"/>
+                <w:sz w:val="16"/>
+              </w:rPr>
+              <w:t>• Adjunta los comprobantes de pago de cotizaciones al día (AFP, salud y seguro de cesantía). Sin ellos el despido no produce efecto (Art. 162).</w:t>
+            </w:r>
+          </w:p>
+          <w:p>
+            <w:pPr>
+              <w:spacing w:before="0" w:after="30"/>
+            </w:pPr>
+            <w:r>
+              <w:rPr>
+                <w:rFonts w:ascii="Calibri" w:hAnsi="Calibri"/>
+                <w:color w:val="475569"/>
+                <w:sz w:val="16"/>
+              </w:rPr>
+              <w:t>• En un juicio solo podrás defender los hechos que escribas en la carta (Art. 454 N° 1). Evita frases vagas como "reorganización interna": indica cifras, áreas afectadas o razones técnicas comprobables.</w:t>
+            </w:r>
+          </w:p>
+          <w:p>
+            <w:pPr>
+              <w:spacing w:before="0" w:after="30"/>
+            </w:pPr>
+            <w:r>
+              <w:rPr>
+                <w:rFonts w:ascii="Calibri" w:hAnsi="Calibri"/>
+                <w:color w:val="475569"/>
+                <w:sz w:val="16"/>
+              </w:rPr>
+              <w:t>• No puedes invocar esta causal si el trabajador está con licencia médica por enfermedad común, accidente del trabajo o enfermedad profesional (Art. 161).</w:t>
+            </w:r>
+          </w:p>
+          <w:p>
+            <w:pPr>
+              <w:spacing w:before="0" w:after="30"/>
+            </w:pPr>
+            <w:r>
+              <w:rPr>
+                <w:rFonts w:ascii="Calibri" w:hAnsi="Calibri"/>
+                <w:color w:val="475569"/>
+                <w:sz w:val="16"/>
+              </w:rPr>
+              <w:t>• Si el trabajador tiene fuero (maternal, sindical u otro), esta causal no lo habilita: el juez solo puede autorizar el término en los casos de los artículos 159 N° 4 y 5 y 160 (Art. 174).</w:t>
+            </w:r>
+          </w:p>
+        </w:tc>
+      </w:tr>
+    </w:tbl>
+    <w:p>
+      <w:pPr>
+        <w:keepNext/>
+        <w:spacing w:before="0" w:after="80"/>
+      </w:pPr>
+    </w:p>
+    <w:p>
+      <w:pPr>
+        <w:keepNext/>
+        <w:spacing w:before="120" w:after="40"/>
+      </w:pPr>
+      <w:r>
+        <w:rPr>
+          <w:rFonts w:ascii="Calibri" w:hAnsi="Calibri"/>
+          <w:b/>
+          <w:color w:val="1E293B"/>
+          <w:sz w:val="20"/>
+        </w:rPr>
+        <w:t>ANTES DE ENVIAR, REVISA</w:t>
+      </w:r>
+    </w:p>
+    <w:p>
+      <w:pPr>
+        <w:spacing w:before="40" w:after="80"/>
+      </w:pPr>
+      <w:r>
+        <w:rPr>
+          <w:rFonts w:ascii="Calibri" w:hAnsi="Calibri"/>
+          <w:b w:val="0"/>
+          <w:color w:val="0F172A"/>
+          <w:sz w:val="20"/>
+        </w:rPr>
+        <w:t>☐  Completé todos los campos resaltados en amarillo y borré las alternativas que no aplican.</w:t>
+      </w:r>
+    </w:p>
+    <w:p>
+      <w:pPr>
+        <w:spacing w:before="40" w:after="80"/>
+      </w:pPr>
+      <w:r>
+        <w:rPr>
+          <w:rFonts w:ascii="Calibri" w:hAnsi="Calibri"/>
+          <w:b w:val="0"/>
+          <w:color w:val="0F172A"/>
+          <w:sz w:val="20"/>
+        </w:rPr>
+        <w:t>☐  Quité el resaltado amarillo del texto final.</w:t>
+      </w:r>
+    </w:p>
+    <w:p>
+      <w:pPr>
+        <w:spacing w:before="40" w:after="80"/>
+      </w:pPr>
+      <w:r>
+        <w:rPr>
+          <w:rFonts w:ascii="Calibri" w:hAnsi="Calibri"/>
+          <w:b w:val="0"/>
+          <w:color w:val="0F172A"/>
+          <w:sz w:val="20"/>
+        </w:rPr>
+        <w:t>☐  Las cotizaciones están pagadas y tengo los comprobantes para adjuntar.</w:t>
+      </w:r>
+    </w:p>
+    <w:p>
+      <w:pPr>
+        <w:spacing w:before="40" w:after="80"/>
+      </w:pPr>
+      <w:r>
+        <w:rPr>
+          <w:rFonts w:ascii="Calibri" w:hAnsi="Calibri"/>
+          <w:b w:val="0"/>
+          <w:color w:val="0F172A"/>
+          <w:sz w:val="20"/>
+        </w:rPr>
+        <w:t>☐  Imprimo desde la página siguiente: esta hoja de instrucciones no se envía.</w:t>
+      </w:r>
+    </w:p>
+    <w:p>
+      <w:pPr>
+        <w:spacing w:before="40" w:after="80"/>
+      </w:pPr>
+      <w:r>
+        <w:rPr>
+          <w:rFonts w:ascii="Calibri" w:hAnsi="Calibri"/>
+          <w:b w:val="0"/>
+          <w:color w:val="0F172A"/>
+          <w:sz w:val="20"/>
+        </w:rPr>
+        <w:t>☐  Guardaré una copia firmada y el comprobante de envío (Correos o recepción en mano).</w:t>
+      </w:r>
+    </w:p>
+    <w:p>
+      <w:pPr>
+        <w:spacing w:before="40" w:after="80"/>
+      </w:pPr>
+      <w:r>
+        <w:rPr>
+          <w:rFonts w:ascii="Calibri" w:hAnsi="Calibri"/>
+          <w:b w:val="0"/>
+          <w:color w:val="0F172A"/>
+          <w:sz w:val="20"/>
+        </w:rPr>
+        <w:t>Versión 2026.10 (octubre de 2026). Modelo de referencia basado en el Código del Trabajo vigente a esa fecha; no constituye asesoría legal. Si tu caso tiene particularidades (fuero, denuncias de acoso, montos altos), revísalo con un abogado antes de enviar la carta.</w:t>
+      </w:r>
+    </w:p>
+    <w:p>
+      <w:pPr>
+        <w:sectPr>
+          <w:footerReference w:type="default" r:id="rId9"/>
+          <w:pgSz w:w="12240" w:h="15840"/>
+          <w:pgMar w:top="936" w:right="936" w:bottom="936" w:left="936" w:header="720" w:footer="720" w:gutter="0"/>
+          <w:cols w:space="720"/>
+          <w:docGrid w:linePitch="360"/>
+        </w:sectPr>
+      </w:pPr>
+    </w:p>
+    <w:p>
+      <w:pPr>
+        <w:spacing w:before="40" w:after="80"/>
+      </w:pPr>
+      <w:r>
+        <w:rPr>
+          <w:rFonts w:ascii="Calibri" w:hAnsi="Calibri"/>
+          <w:b/>
+          <w:color w:val="0F172A"/>
+          <w:sz w:val="20"/>
+          <w:highlight w:val="yellow"/>
+        </w:rPr>
+        <w:t xml:space="preserve">[CIUDAD]</w:t>
+      </w:r>
+      <w:r>
+        <w:rPr>
+          <w:rFonts w:ascii="Calibri" w:hAnsi="Calibri"/>
+          <w:b/>
+          <w:color w:val="0F172A"/>
+          <w:sz w:val="20"/>
+        </w:rPr>
+        <w:t xml:space="preserve">, </w:t>
+      </w:r>
+      <w:r>
+        <w:rPr>
+          <w:rFonts w:ascii="Calibri" w:hAnsi="Calibri"/>
+          <w:b/>
+          <w:color w:val="0F172A"/>
+          <w:sz w:val="20"/>
+          <w:highlight w:val="yellow"/>
+        </w:rPr>
+        <w:t xml:space="preserve">[DÍA]</w:t>
+      </w:r>
+      <w:r>
+        <w:rPr>
+          <w:rFonts w:ascii="Calibri" w:hAnsi="Calibri"/>
+          <w:b/>
+          <w:color w:val="0F172A"/>
+          <w:sz w:val="20"/>
+        </w:rPr>
+        <w:t xml:space="preserve"> de </w:t>
+      </w:r>
+      <w:r>
+        <w:rPr>
+          <w:rFonts w:ascii="Calibri" w:hAnsi="Calibri"/>
+          <w:b/>
+          <w:color w:val="0F172A"/>
+          <w:sz w:val="20"/>
+          <w:highlight w:val="yellow"/>
+        </w:rPr>
+        <w:t xml:space="preserve">[MES]</w:t>
+      </w:r>
+      <w:r>
+        <w:rPr>
+          <w:rFonts w:ascii="Calibri" w:hAnsi="Calibri"/>
+          <w:b/>
+          <w:color w:val="0F172A"/>
+          <w:sz w:val="20"/>
+        </w:rPr>
+        <w:t xml:space="preserve"> de </w:t>
+      </w:r>
+      <w:r>
+        <w:rPr>
+          <w:rFonts w:ascii="Calibri" w:hAnsi="Calibri"/>
+          <w:b/>
+          <w:color w:val="0F172A"/>
+          <w:sz w:val="20"/>
+          <w:highlight w:val="yellow"/>
+        </w:rPr>
+        <w:t xml:space="preserve">[AÑO]</w:t>
+      </w:r>
+      <w:r>
+        <w:rPr>
+          <w:rFonts w:ascii="Calibri" w:hAnsi="Calibri"/>
+          <w:b/>
+          <w:color w:val="0F172A"/>
+          <w:sz w:val="20"/>
+        </w:rPr>
+        <w:t xml:space="preserve">.</w:t>
+      </w:r>
+    </w:p>
+    <w:p>
+      <w:pPr>
+        <w:spacing w:before="40" w:after="80"/>
+      </w:pPr>
+      <w:r>
+        <w:rPr>
+          <w:rFonts w:ascii="Calibri" w:hAnsi="Calibri"/>
+          <w:b/>
+          <w:color w:val="0F172A"/>
+          <w:sz w:val="20"/>
+        </w:rPr>
+        <w:t xml:space="preserve">Señor(a):</w:t>
+      </w:r>
+      <w:r>
+        <w:rPr>
+          <w:rFonts w:ascii="Calibri" w:hAnsi="Calibri"/>
+          <w:b/>
+          <w:color w:val="0F172A"/>
+          <w:sz w:val="20"/>
+        </w:rPr>
+        <w:br/>
+      </w:r>
+      <w:r>
+        <w:rPr>
+          <w:rFonts w:ascii="Calibri" w:hAnsi="Calibri"/>
+          <w:b/>
+          <w:color w:val="0F172A"/>
+          <w:sz w:val="20"/>
+          <w:highlight w:val="yellow"/>
+        </w:rPr>
+        <w:t xml:space="preserve">[NOMBRE COMPLETO DEL TRABAJADOR]</w:t>
+      </w:r>
+      <w:r>
+        <w:rPr>
+          <w:rFonts w:ascii="Calibri" w:hAnsi="Calibri"/>
+          <w:b/>
+          <w:color w:val="0F172A"/>
+          <w:sz w:val="20"/>
+        </w:rPr>
+        <w:br/>
+      </w:r>
+      <w:r>
+        <w:rPr>
+          <w:rFonts w:ascii="Calibri" w:hAnsi="Calibri"/>
+          <w:b w:val="0"/>
+          <w:color w:val="0F172A"/>
+          <w:sz w:val="20"/>
+        </w:rPr>
+        <w:t xml:space="preserve">R.U.T.: </w:t>
+      </w:r>
+      <w:r>
+        <w:rPr>
+          <w:rFonts w:ascii="Calibri" w:hAnsi="Calibri"/>
+          <w:b w:val="0"/>
+          <w:color w:val="0F172A"/>
+          <w:sz w:val="20"/>
+          <w:highlight w:val="yellow"/>
+        </w:rPr>
+        <w:t xml:space="preserve">[RUT DEL TRABAJADOR]</w:t>
+      </w:r>
+      <w:r>
+        <w:rPr>
+          <w:rFonts w:ascii="Calibri" w:hAnsi="Calibri"/>
+          <w:b w:val="0"/>
+          <w:color w:val="0F172A"/>
+          <w:sz w:val="20"/>
+        </w:rPr>
+        <w:br/>
+      </w:r>
+      <w:r>
+        <w:rPr>
+          <w:rFonts w:ascii="Calibri" w:hAnsi="Calibri"/>
+          <w:b w:val="0"/>
+          <w:color w:val="0F172A"/>
+          <w:sz w:val="20"/>
+        </w:rPr>
+        <w:t xml:space="preserve">Cargo: </w:t>
+      </w:r>
+      <w:r>
+        <w:rPr>
+          <w:rFonts w:ascii="Calibri" w:hAnsi="Calibri"/>
+          <w:b w:val="0"/>
+          <w:color w:val="0F172A"/>
+          <w:sz w:val="20"/>
+          <w:highlight w:val="yellow"/>
+        </w:rPr>
+        <w:t xml:space="preserve">[CARGO O FUNCIÓN]</w:t>
+      </w:r>
+      <w:r>
+        <w:rPr>
+          <w:rFonts w:ascii="Calibri" w:hAnsi="Calibri"/>
+          <w:b w:val="0"/>
+          <w:color w:val="0F172A"/>
+          <w:sz w:val="20"/>
+        </w:rPr>
+        <w:br/>
+      </w:r>
+      <w:r>
+        <w:rPr>
+          <w:rFonts w:ascii="Calibri" w:hAnsi="Calibri"/>
+          <w:b w:val="0"/>
+          <w:color w:val="0F172A"/>
+          <w:sz w:val="20"/>
+        </w:rPr>
+        <w:t xml:space="preserve">Domicilio: </w:t>
+      </w:r>
+      <w:r>
+        <w:rPr>
+          <w:rFonts w:ascii="Calibri" w:hAnsi="Calibri"/>
+          <w:b w:val="0"/>
+          <w:color w:val="0F172A"/>
+          <w:sz w:val="20"/>
+          <w:highlight w:val="yellow"/>
+        </w:rPr>
+        <w:t xml:space="preserve">[DIRECCIÓN REGISTRADA EN EL CONTRATO]</w:t>
+      </w:r>
+      <w:r>
+        <w:rPr>
+          <w:rFonts w:ascii="Calibri" w:hAnsi="Calibri"/>
+          <w:b w:val="0"/>
+          <w:color w:val="0F172A"/>
+          <w:sz w:val="20"/>
+        </w:rPr>
+        <w:br/>
+      </w:r>
+      <w:r>
+        <w:rPr>
+          <w:rFonts w:ascii="Calibri" w:hAnsi="Calibri"/>
+          <w:b w:val="0"/>
+          <w:color w:val="0F172A"/>
+          <w:sz w:val="20"/>
+        </w:rPr>
+        <w:t xml:space="preserve">Comuna / Ciudad: </w:t>
+      </w:r>
+      <w:r>
+        <w:rPr>
+          <w:rFonts w:ascii="Calibri" w:hAnsi="Calibri"/>
+          <w:b w:val="0"/>
+          <w:color w:val="0F172A"/>
+          <w:sz w:val="20"/>
+          <w:highlight w:val="yellow"/>
+        </w:rPr>
+        <w:t xml:space="preserve">[COMUNA / CIUDAD]</w:t>
+      </w:r>
+    </w:p>
+    <w:p>
+      <w:pPr>
+        <w:spacing w:before="40" w:after="80"/>
+      </w:pPr>
+      <w:r>
+        <w:rPr>
+          <w:rFonts w:ascii="Calibri" w:hAnsi="Calibri"/>
+          <w:b/>
+          <w:color w:val="0F172A"/>
+          <w:sz w:val="20"/>
+        </w:rPr>
+        <w:t>De nuestra consideración:</w:t>
+      </w:r>
+    </w:p>
+    <w:p>
+      <w:pPr>
+        <w:spacing w:before="40" w:after="80"/>
+      </w:pPr>
+      <w:r>
+        <w:rPr>
+          <w:rFonts w:ascii="Calibri" w:hAnsi="Calibri"/>
+          <w:b w:val="0"/>
+          <w:color w:val="0F172A"/>
+          <w:sz w:val="20"/>
+        </w:rPr>
+        <w:t xml:space="preserve">Por medio de la presente, y en conformidad con el Artículo 161 inciso primero del Código del Trabajo, comunicamos a usted el término del contrato de trabajo que lo vincula con nuestra empresa </w:t>
+      </w:r>
+      <w:r>
+        <w:rPr>
+          <w:rFonts w:ascii="Calibri" w:hAnsi="Calibri"/>
+          <w:b w:val="0"/>
+          <w:color w:val="0F172A"/>
+          <w:sz w:val="20"/>
+          <w:highlight w:val="yellow"/>
+        </w:rPr>
+        <w:t xml:space="preserve">[RAZÓN SOCIAL EMPRESA]</w:t>
+      </w:r>
+      <w:r>
+        <w:rPr>
+          <w:rFonts w:ascii="Calibri" w:hAnsi="Calibri"/>
+          <w:b w:val="0"/>
+          <w:color w:val="0F172A"/>
+          <w:sz w:val="20"/>
+        </w:rPr>
+        <w:t xml:space="preserve">, R.U.T. </w:t>
+      </w:r>
+      <w:r>
+        <w:rPr>
+          <w:rFonts w:ascii="Calibri" w:hAnsi="Calibri"/>
+          <w:b w:val="0"/>
+          <w:color w:val="0F172A"/>
+          <w:sz w:val="20"/>
+          <w:highlight w:val="yellow"/>
+        </w:rPr>
+        <w:t xml:space="preserve">[RUT EMPRESA]</w:t>
+      </w:r>
+      <w:r>
+        <w:rPr>
+          <w:rFonts w:ascii="Calibri" w:hAnsi="Calibri"/>
+          <w:b w:val="0"/>
+          <w:color w:val="0F172A"/>
+          <w:sz w:val="20"/>
+        </w:rPr>
+        <w:t xml:space="preserve">, el cual se hará efectivo a contar del día </w:t>
+      </w:r>
+      <w:r>
+        <w:rPr>
+          <w:rFonts w:ascii="Calibri" w:hAnsi="Calibri"/>
+          <w:b w:val="0"/>
+          <w:color w:val="0F172A"/>
+          <w:sz w:val="20"/>
+          <w:highlight w:val="yellow"/>
+        </w:rPr>
+        <w:t xml:space="preserve">[DÍA DE CESE]</w:t>
+      </w:r>
+      <w:r>
+        <w:rPr>
+          <w:rFonts w:ascii="Calibri" w:hAnsi="Calibri"/>
+          <w:b w:val="0"/>
+          <w:color w:val="0F172A"/>
+          <w:sz w:val="20"/>
+        </w:rPr>
+        <w:t xml:space="preserve"> de </w:t>
+      </w:r>
+      <w:r>
+        <w:rPr>
+          <w:rFonts w:ascii="Calibri" w:hAnsi="Calibri"/>
+          <w:b w:val="0"/>
+          <w:color w:val="0F172A"/>
+          <w:sz w:val="20"/>
+          <w:highlight w:val="yellow"/>
+        </w:rPr>
+        <w:t xml:space="preserve">[MES DE CESE]</w:t>
+      </w:r>
+      <w:r>
+        <w:rPr>
+          <w:rFonts w:ascii="Calibri" w:hAnsi="Calibri"/>
+          <w:b w:val="0"/>
+          <w:color w:val="0F172A"/>
+          <w:sz w:val="20"/>
+        </w:rPr>
+        <w:t xml:space="preserve"> de </w:t>
+      </w:r>
+      <w:r>
+        <w:rPr>
+          <w:rFonts w:ascii="Calibri" w:hAnsi="Calibri"/>
+          <w:b w:val="0"/>
+          <w:color w:val="0F172A"/>
+          <w:sz w:val="20"/>
+          <w:highlight w:val="yellow"/>
+        </w:rPr>
+        <w:t xml:space="preserve">[AÑO]</w:t>
+      </w:r>
+      <w:r>
+        <w:rPr>
+          <w:rFonts w:ascii="Calibri" w:hAnsi="Calibri"/>
+          <w:b w:val="0"/>
+          <w:color w:val="0F172A"/>
+          <w:sz w:val="20"/>
+        </w:rPr>
+        <w:t xml:space="preserve">.</w:t>
+      </w:r>
+    </w:p>
+    <w:p>
+      <w:pPr>
+        <w:keepNext/>
+        <w:spacing w:before="120" w:after="40"/>
+      </w:pPr>
+      <w:r>
+        <w:rPr>
+          <w:rFonts w:ascii="Calibri" w:hAnsi="Calibri"/>
+          <w:b/>
+          <w:color w:val="1E293B"/>
+          <w:sz w:val="20"/>
+        </w:rPr>
+        <w:t>I. CAUSAL LEGAL INVOCADA:</w:t>
+      </w:r>
+    </w:p>
+    <w:p>
+      <w:pPr>
+        <w:spacing w:before="40" w:after="80"/>
+      </w:pPr>
+      <w:r>
+        <w:rPr>
+          <w:rFonts w:ascii="Calibri" w:hAnsi="Calibri"/>
+          <w:b w:val="0"/>
+          <w:color w:val="0F172A"/>
+          <w:sz w:val="20"/>
+        </w:rPr>
+        <w:t>La causal aplicada es la del Artículo 161 inciso primero del Código del Trabajo, esto es, las necesidades de funcionamiento de la empresa, establecimiento o servicio, tales como las derivadas de la racionalización o modernización de los mismos, bajas en la productividad, cambios en las condiciones del mercado o de la economía, que hagan necesaria la separación de uno o más trabajadores.</w:t>
+      </w:r>
+    </w:p>
+    <w:p>
+      <w:pPr>
+        <w:keepNext/>
+        <w:spacing w:before="120" w:after="40"/>
+      </w:pPr>
+      <w:r>
+        <w:rPr>
+          <w:rFonts w:ascii="Calibri" w:hAnsi="Calibri"/>
+          <w:b/>
+          <w:color w:val="1E293B"/>
+          <w:sz w:val="20"/>
+        </w:rPr>
+        <w:t>II. HECHOS EN QUE SE FUNDA:</w:t>
+      </w:r>
+    </w:p>
+    <w:p>
+      <w:pPr>
+        <w:spacing w:before="40" w:after="80"/>
+      </w:pPr>
+      <w:r>
+        <w:rPr>
+          <w:rFonts w:ascii="Calibri" w:hAnsi="Calibri"/>
+          <w:b w:val="0"/>
+          <w:color w:val="0F172A"/>
+          <w:sz w:val="20"/>
+        </w:rPr>
+        <w:t xml:space="preserve">Los hechos concretos que justifican esta decisión son los siguientes: </w:t>
+      </w:r>
+      <w:r>
+        <w:rPr>
+          <w:rFonts w:ascii="Calibri" w:hAnsi="Calibri"/>
+          <w:b w:val="0"/>
+          <w:color w:val="0F172A"/>
+          <w:sz w:val="20"/>
+          <w:highlight w:val="yellow"/>
+        </w:rPr>
+        <w:t xml:space="preserve">[DESCRIBE CON PRECISIÓN LOS HECHOS OBJETIVOS. EJEMPLO: reestructuración del departamento de operaciones / supresión definitiva del puesto de trabajo / baja sostenida en la demanda del área, respaldada en balance o informes financieros]</w:t>
+      </w:r>
+      <w:r>
+        <w:rPr>
+          <w:rFonts w:ascii="Calibri" w:hAnsi="Calibri"/>
+          <w:b w:val="0"/>
+          <w:color w:val="0F172A"/>
+          <w:sz w:val="20"/>
+        </w:rPr>
+        <w:t xml:space="preserve">.</w:t>
+      </w:r>
+    </w:p>
+    <w:p>
+      <w:pPr>
+        <w:spacing w:before="40" w:after="80"/>
+      </w:pPr>
+      <w:r>
+        <w:rPr>
+          <w:rFonts w:ascii="Calibri" w:hAnsi="Calibri"/>
+          <w:b w:val="0"/>
+          <w:color w:val="0F172A"/>
+          <w:sz w:val="20"/>
+        </w:rPr>
+        <w:t xml:space="preserve">El cargo que usted desempeñaba ya no resulta necesario para el funcionamiento de la empresa porque </w:t>
+      </w:r>
+      <w:r>
+        <w:rPr>
+          <w:rFonts w:ascii="Calibri" w:hAnsi="Calibri"/>
+          <w:b w:val="0"/>
+          <w:color w:val="0F172A"/>
+          <w:sz w:val="20"/>
+          <w:highlight w:val="yellow"/>
+        </w:rPr>
+        <w:t xml:space="preserve">[TAREAS QUE SE REORGANIZAN, ELIMINAN O EXTERNALIZAN]</w:t>
+      </w:r>
+      <w:r>
+        <w:rPr>
+          <w:rFonts w:ascii="Calibri" w:hAnsi="Calibri"/>
+          <w:b w:val="0"/>
+          <w:color w:val="0F172A"/>
+          <w:sz w:val="20"/>
+        </w:rPr>
+        <w:t xml:space="preserve">. La decisión obedece a motivos objetivos de la empresa y no a factores relacionados con la persona del trabajador.</w:t>
+      </w:r>
+    </w:p>
+    <w:p>
+      <w:pPr>
+        <w:keepNext/>
+        <w:spacing w:before="120" w:after="40"/>
+      </w:pPr>
+      <w:r>
+        <w:rPr>
+          <w:rFonts w:ascii="Calibri" w:hAnsi="Calibri"/>
+          <w:b/>
+          <w:color w:val="1E293B"/>
+          <w:sz w:val="20"/>
+        </w:rPr>
+        <w:t>III. ESTADO DE PAGO DE COTIZACIONES PREVISIONALES:</w:t>
+      </w:r>
+    </w:p>
+    <w:p>
+      <w:pPr>
+        <w:spacing w:before="40" w:after="80"/>
+      </w:pPr>
+      <w:r>
+        <w:rPr>
+          <w:rFonts w:ascii="Calibri" w:hAnsi="Calibri"/>
+          <w:b w:val="0"/>
+          <w:color w:val="0F172A"/>
+          <w:sz w:val="20"/>
+        </w:rPr>
+        <w:t>En cumplimiento del Artículo 162 del Código del Trabajo, se acompaña a esta comunicación el estado de pago de sus cotizaciones previsionales y de salud, con los comprobantes que acreditan que se encuentran pagadas hasta el último día del mes anterior al del término del contrato (AFP, Fonasa o Isapre, y Seguro de Cesantía).</w:t>
+      </w:r>
+    </w:p>
+    <w:p>
+      <w:pPr>
+        <w:keepNext/>
+        <w:spacing w:before="120" w:after="40"/>
+      </w:pPr>
+      <w:r>
+        <w:rPr>
+          <w:rFonts w:ascii="Calibri" w:hAnsi="Calibri"/>
+          <w:b/>
+          <w:color w:val="1E293B"/>
+          <w:sz w:val="20"/>
+        </w:rPr>
+        <w:t>IV. FINIQUITO:</w:t>
+      </w:r>
+    </w:p>
+    <w:p>
+      <w:pPr>
+        <w:spacing w:before="40" w:after="80"/>
+      </w:pPr>
+      <w:r>
+        <w:rPr>
+          <w:rFonts w:ascii="Calibri" w:hAnsi="Calibri"/>
+          <w:b w:val="0"/>
+          <w:color w:val="0F172A"/>
+          <w:sz w:val="20"/>
+        </w:rPr>
+        <w:t xml:space="preserve">Dentro del plazo de 10 días hábiles contado desde la separación, la empresa pondrá a su disposición en </w:t>
+      </w:r>
+      <w:r>
+        <w:rPr>
+          <w:rFonts w:ascii="Calibri" w:hAnsi="Calibri"/>
+          <w:b w:val="0"/>
+          <w:color w:val="0F172A"/>
+          <w:sz w:val="20"/>
+          <w:highlight w:val="yellow"/>
+        </w:rPr>
+        <w:t xml:space="preserve">[NOTARÍA / LUGAR DE FIRMA]</w:t>
+      </w:r>
+      <w:r>
+        <w:rPr>
+          <w:rFonts w:ascii="Calibri" w:hAnsi="Calibri"/>
+          <w:b w:val="0"/>
+          <w:color w:val="0F172A"/>
+          <w:sz w:val="20"/>
+        </w:rPr>
+        <w:t xml:space="preserve"> el finiquito, que incluirá: a) las remuneraciones adeudadas hasta el último día trabajado; b) la indemnización sustitutiva del aviso previo, si no se otorgó con 30 días de anticipación; c) la indemnización por años de servicio, conforme al Art. 163; d) la compensación del feriado legal y proporcional pendiente (Art. 73); y e) las demás prestaciones devengadas a la fecha.</w:t>
+      </w:r>
+    </w:p>
+    <w:p>
+      <w:pPr>
+        <w:spacing w:before="40" w:after="80"/>
+      </w:pPr>
+      <w:r>
+        <w:rPr>
+          <w:rFonts w:ascii="Calibri" w:hAnsi="Calibri"/>
+          <w:b w:val="0"/>
+          <w:color w:val="0F172A"/>
+          <w:sz w:val="20"/>
+        </w:rPr>
+        <w:t>Sin otro particular, le saluda atentamente,</w:t>
+      </w:r>
+    </w:p>
+    <w:p>
+      <w:pPr>
+        <w:keepNext/>
+        <w:spacing w:before="0" w:after="80"/>
       </w:pPr>
     </w:p>
     <w:tbl>
@@ -74,372 +895,249 @@
         <w:tblLook w:firstColumn="1" w:firstRow="1" w:lastColumn="0" w:lastRow="0" w:noHBand="0" w:noVBand="1" w:val="04A0"/>
       </w:tblPr>
       <w:tblGrid>
-        <w:gridCol w:w="9360"/>
+        <w:gridCol w:w="4896"/>
+        <w:gridCol w:w="4896"/>
       </w:tblGrid>
       <w:tr>
+        <w:trPr>
+          <w:cantSplit/>
+        </w:trPr>
         <w:tc>
           <w:tcPr>
-            <w:tcW w:type="dxa" w:w="9936"/>
-            <w:shd w:fill="F8FAFC"/>
+            <w:tcW w:type="dxa" w:w="4896"/>
             <w:tcMar>
-              <w:top w:w="140" w:type="dxa"/>
-              <w:bottom w:w="140" w:type="dxa"/>
-              <w:left w:w="180" w:type="dxa"/>
-              <w:right w:w="180" w:type="dxa"/>
+              <w:top w:w="60" w:type="dxa"/>
+              <w:bottom w:w="60" w:type="dxa"/>
+              <w:left w:w="100" w:type="dxa"/>
+              <w:right w:w="100" w:type="dxa"/>
             </w:tcMar>
           </w:tcPr>
           <w:p>
             <w:pPr>
-              <w:spacing w:after="0"/>
-            </w:pPr>
-            <w:r>
-              <w:rPr>
-                <w:rFonts w:ascii="Arial" w:hAnsi="Arial"/>
-                <w:color w:val="475569"/>
-                <w:sz w:val="18"/>
-              </w:rPr>
-              <w:t>📋 INSTRUCCIÓN PARA EL EMPLEADOR:</w:t>
-              <w:br/>
-              <w:t>1. Complete los campos entre corchetes [...] con la información real de su empresa y trabajador.</w:t>
-              <w:br/>
-              <w:t>2. Envíe copia física por Carta Certificada a través de Correos de Chile dentro de los 3 días hábiles siguientes a la separación (o 30 días de anticipación si no paga mes de aviso).</w:t>
-              <w:br/>
-              <w:t>3. Remita copia digital o presencial a la Inspección del Trabajo respectiva dentro del mismo plazo.</w:t>
-              <w:br/>
-              <w:t>4. Adjunte obligatoriamente el certificado de cotizaciones previsionales al día (Ley Bustos).</w:t>
-            </w:r>
-          </w:p>
-        </w:tc>
-      </w:tr>
-    </w:tbl>
-    <w:p>
-      <w:pPr>
-        <w:spacing w:after="200"/>
-      </w:pPr>
-    </w:p>
-    <w:p>
-      <w:pPr>
-        <w:jc w:val="right"/>
-      </w:pPr>
-      <w:r>
-        <w:rPr>
-          <w:rFonts w:ascii="Arial" w:hAnsi="Arial"/>
-          <w:b/>
-          <w:sz w:val="20"/>
-        </w:rPr>
-        <w:t>[CIUDAD], [DÍA] de [MES] de 2026.</w:t>
-      </w:r>
-    </w:p>
-    <w:p>
-      <w:pPr>
-        <w:spacing w:after="280" w:line="288" w:lineRule="auto"/>
-      </w:pPr>
-      <w:r>
-        <w:rPr>
-          <w:rFonts w:ascii="Arial" w:hAnsi="Arial"/>
-          <w:b/>
-          <w:sz w:val="20"/>
-        </w:rPr>
-        <w:t>Señor(a):</w:t>
-        <w:br/>
-      </w:r>
-      <w:r>
-        <w:rPr>
-          <w:rFonts w:ascii="Arial" w:hAnsi="Arial"/>
-          <w:b/>
-          <w:sz w:val="20"/>
-        </w:rPr>
-        <w:t>[NOMBRE COMPLETO DEL TRABAJADOR]</w:t>
-        <w:br/>
-      </w:r>
-      <w:r>
-        <w:rPr>
-          <w:rFonts w:ascii="Arial" w:hAnsi="Arial"/>
-          <w:b w:val="0"/>
-          <w:sz w:val="20"/>
-        </w:rPr>
-        <w:t>R.U.T.: [RUT DEL TRABAJADOR]</w:t>
-        <w:br/>
-      </w:r>
-      <w:r>
-        <w:rPr>
-          <w:rFonts w:ascii="Arial" w:hAnsi="Arial"/>
-          <w:b w:val="0"/>
-          <w:sz w:val="20"/>
-        </w:rPr>
-        <w:t>Cargo / Función: [CARGO QUE DESEMPEÑABA]</w:t>
-        <w:br/>
-      </w:r>
-      <w:r>
-        <w:rPr>
-          <w:rFonts w:ascii="Arial" w:hAnsi="Arial"/>
-          <w:b w:val="0"/>
-          <w:sz w:val="20"/>
-        </w:rPr>
-        <w:t>Domicilio contractual: [DIRECCIÓN REGISTRADA EN EL CONTRATO DE TRABAJO]</w:t>
-        <w:br/>
-      </w:r>
-      <w:r>
-        <w:rPr>
-          <w:rFonts w:ascii="Arial" w:hAnsi="Arial"/>
-          <w:b w:val="0"/>
-          <w:sz w:val="20"/>
-        </w:rPr>
-        <w:t>Ciudad / Comuna: [CIUDAD / COMUNA]</w:t>
-        <w:br/>
-      </w:r>
-      <w:r>
-        <w:rPr>
-          <w:rFonts w:ascii="Arial" w:hAnsi="Arial"/>
-          <w:b/>
-          <w:sz w:val="20"/>
-        </w:rPr>
-        <w:t>Presente.</w:t>
-        <w:br/>
-      </w:r>
-    </w:p>
-    <w:p>
-      <w:pPr>
-        <w:spacing w:line="300" w:lineRule="auto" w:after="160"/>
-      </w:pPr>
-      <w:r>
-        <w:rPr>
-          <w:rFonts w:ascii="Arial" w:hAnsi="Arial"/>
-          <w:b/>
-          <w:sz w:val="20"/>
-        </w:rPr>
-        <w:t>De nuestra consideración:</w:t>
-      </w:r>
-    </w:p>
-    <w:p>
-      <w:pPr>
-        <w:spacing w:line="300" w:lineRule="auto" w:after="160"/>
-      </w:pPr>
-      <w:r>
-        <w:rPr>
-          <w:rFonts w:ascii="Arial" w:hAnsi="Arial"/>
-          <w:b w:val="0"/>
-          <w:sz w:val="20"/>
-        </w:rPr>
-        <w:t>Por medio de la presente comunicación escrita, y en conformidad a lo establecido en el Artículo 161 Inciso Primero del Código del Trabajo, en relación con el Artículo 162 del mismo cuerpo legal, venimos en comunicar a usted el término del contrato de trabajo que lo vincula con la empresa [RAZÓN SOCIAL DE LA EMPRESA], R.U.T. [RUT EMPRESA], el cual se hará efectivo a contar del día [DÍA DE CESE] de [MES DE CESE] de 2026.</w:t>
-      </w:r>
-    </w:p>
-    <w:p>
-      <w:pPr>
-        <w:spacing w:line="300" w:lineRule="auto" w:after="160"/>
-      </w:pPr>
-      <w:r>
-        <w:rPr>
-          <w:rFonts w:ascii="Arial" w:hAnsi="Arial"/>
-          <w:b/>
-          <w:sz w:val="20"/>
-        </w:rPr>
-        <w:t>I. FUNDAMENTACIÓN TÉCNICA Y ECONÓMICA DE LA CAUSAL:</w:t>
-      </w:r>
-    </w:p>
-    <w:p>
-      <w:pPr>
-        <w:spacing w:line="300" w:lineRule="auto" w:after="160"/>
-      </w:pPr>
-      <w:r>
-        <w:rPr>
-          <w:rFonts w:ascii="Arial" w:hAnsi="Arial"/>
-          <w:b w:val="0"/>
-          <w:sz w:val="20"/>
-        </w:rPr>
-        <w:t>La causal legal invocada para fundamentar esta desvinculación es la de NECESIDADES DE LA EMPRESA, basada en razones técnicas y de modernización funcional derivadas de: [DETALLAR HECHOS OBJETIVOS, EJEMPLO: reestructuración global del departamento de operaciones / supresión definitiva del puesto de trabajo / baja sostenida en la demanda comercial del área / externalización de servicios no esenciales respaldada en balance financiero].</w:t>
-      </w:r>
-    </w:p>
-    <w:p>
-      <w:pPr>
-        <w:spacing w:line="300" w:lineRule="auto" w:after="160"/>
-      </w:pPr>
-      <w:r>
-        <w:rPr>
-          <w:rFonts w:ascii="Arial" w:hAnsi="Arial"/>
-          <w:b w:val="0"/>
-          <w:sz w:val="20"/>
-        </w:rPr>
-        <w:t>Específicamente, los hechos objetivos que justifican la decisión son los siguientes: [DESCRIBIR CON PRECISIÓN QUÉ TAREAS SE REORGANIZAN O POR QUÉ EL CARGO YA NO RESULTA INDISPENSABLE PARA LA CONTINUIDAD OPERATIVA]. La empresa deja expresa constancia de que este despido obedece estrictamente a motivos objetivos del establecimiento y en ningún caso a factores subjetivos del trabajador.</w:t>
-      </w:r>
-    </w:p>
-    <w:p>
-      <w:pPr>
-        <w:spacing w:line="300" w:lineRule="auto" w:after="160"/>
-      </w:pPr>
-      <w:r>
-        <w:rPr>
-          <w:rFonts w:ascii="Arial" w:hAnsi="Arial"/>
-          <w:b/>
-          <w:sz w:val="20"/>
-        </w:rPr>
-        <w:t>II. ESTADO DE COTIZACIONES PREVISIONALES (LEY BUSTOS):</w:t>
-      </w:r>
-    </w:p>
-    <w:p>
-      <w:pPr>
-        <w:spacing w:line="300" w:lineRule="auto" w:after="160"/>
-      </w:pPr>
-      <w:r>
-        <w:rPr>
-          <w:rFonts w:ascii="Arial" w:hAnsi="Arial"/>
-          <w:b w:val="0"/>
-          <w:sz w:val="20"/>
-        </w:rPr>
-        <w:t>Dando estricto cumplimiento a lo preceptuado en el inciso quinto del Artículo 162 del Código del Trabajo, se adjunta y acompaña formalmente a esta comunicación los certificados de cotizaciones previsionales emitidos por las instituciones de seguridad social correspondientes (AFP, FONASA o ISAPRE, y Administradora de Fondos de Cesantía AFC), que acreditan que todas sus imposiciones previsionales se encuentran íntegramente declaradas y pagadas hasta el último día del mes precedente al término de la relación laboral.</w:t>
-      </w:r>
-    </w:p>
-    <w:p>
-      <w:pPr>
-        <w:spacing w:line="300" w:lineRule="auto" w:after="160"/>
-      </w:pPr>
-      <w:r>
-        <w:rPr>
-          <w:rFonts w:ascii="Arial" w:hAnsi="Arial"/>
-          <w:b/>
-          <w:sz w:val="20"/>
-        </w:rPr>
-        <w:t>III. INDEMNIZACIONES Y FINIQUITO DE TRABAJO:</w:t>
-      </w:r>
-    </w:p>
-    <w:p>
-      <w:pPr>
-        <w:spacing w:line="300" w:lineRule="auto" w:after="160"/>
-      </w:pPr>
-      <w:r>
-        <w:rPr>
-          <w:rFonts w:ascii="Arial" w:hAnsi="Arial"/>
-          <w:b w:val="0"/>
-          <w:sz w:val="20"/>
-        </w:rPr>
-        <w:t>Conforme a la ley, dentro del plazo fatal de 10 (diez) días hábiles siguientes a la separación del trabajador, la empresa pondrá a su entera disposición en Notaría Pública el correspondiente Finiquito de Trabajo, en el cual se liquidarán detalladamente los siguientes haberes:</w:t>
-      </w:r>
-    </w:p>
-    <w:p>
-      <w:pPr>
-        <w:spacing w:line="300" w:lineRule="auto" w:after="160"/>
-      </w:pPr>
-      <w:r>
-        <w:rPr>
-          <w:rFonts w:ascii="Arial" w:hAnsi="Arial"/>
-          <w:b w:val="0"/>
-          <w:sz w:val="20"/>
-        </w:rPr>
-        <w:t>a) Remuneraciones adeudadas hasta el último día efectivamente laborado.</w:t>
-        <w:br/>
-        <w:t>b) Indemnización sustitutiva del aviso previo (en caso de no haberse otorgado con 30 días de anticipación).</w:t>
-        <w:br/>
-        <w:t>c) Indemnización por años de servicio y fracción superior a seis meses, conforme al Art. 163.</w:t>
-        <w:br/>
-        <w:t>d) Compensación en dinero por feriado legal y proporcional pendiente (Art. 73).</w:t>
-        <w:br/>
-        <w:t>e) Demás asignaciones o prestaciones contractuales devengadas a la fecha.</w:t>
-      </w:r>
-    </w:p>
-    <w:p>
-      <w:pPr>
-        <w:spacing w:line="300" w:lineRule="auto" w:after="160"/>
-      </w:pPr>
-      <w:r>
-        <w:rPr>
-          <w:rFonts w:ascii="Arial" w:hAnsi="Arial"/>
-          <w:b w:val="0"/>
-          <w:sz w:val="20"/>
-        </w:rPr>
-        <w:t>Agradeciendo sinceramente la colaboración y servicios prestados a nuestra organización durante el período de vigencia de su contrato, le saluda atentamente,</w:t>
-      </w:r>
-    </w:p>
-    <w:p>
-      <w:pPr>
-        <w:spacing w:after="400"/>
-      </w:pPr>
-    </w:p>
-    <w:tbl>
-      <w:tblPr>
-        <w:tblW w:type="auto" w:w="0"/>
-        <w:jc w:val="center"/>
-        <w:tblLayout w:type="fixed"/>
-        <w:tblLook w:firstColumn="1" w:firstRow="1" w:lastColumn="0" w:lastRow="0" w:noHBand="0" w:noVBand="1" w:val="04A0"/>
-      </w:tblPr>
-      <w:tblGrid>
-        <w:gridCol w:w="4608"/>
-        <w:gridCol w:w="4608"/>
-      </w:tblGrid>
-      <w:tr>
-        <w:tc>
-          <w:tcPr>
-            <w:tcW w:type="dxa" w:w="4968"/>
-          </w:tcPr>
-          <w:p>
-            <w:pPr>
+              <w:keepNext/>
+              <w:spacing w:before="0" w:after="0"/>
               <w:jc w:val="center"/>
             </w:pPr>
             <w:r>
               <w:rPr>
-                <w:rFonts w:ascii="Arial" w:hAnsi="Arial"/>
+                <w:rFonts w:ascii="Calibri" w:hAnsi="Calibri" w:cs="Calibri"/>
+                <w:b/>
               </w:rPr>
-              <w:t>_________________________________________</w:t>
+              <w:t>_____________________________________</w:t>
               <w:br/>
             </w:r>
             <w:r>
               <w:rPr>
-                <w:rFonts w:ascii="Arial" w:hAnsi="Arial"/>
+                <w:rFonts w:ascii="Calibri" w:hAnsi="Calibri" w:cs="Calibri"/>
+                <w:b/>
+                <w:sz w:val="18"/>
+              </w:rPr>
+              <w:t>POR LA EMPRESA (REPRESENTANTE LEGAL)</w:t>
+              <w:br/>
+            </w:r>
+            <w:r>
+              <w:rPr>
+                <w:rFonts w:ascii="Calibri" w:hAnsi="Calibri" w:cs="Calibri"/>
+                <w:color w:val="475569"/>
+                <w:sz w:val="17"/>
+                <w:highlight w:val="yellow"/>
+              </w:rPr>
+              <w:t xml:space="preserve">[NOMBRE REPRESENTANTE LEGAL]</w:t>
+            </w:r>
+            <w:r>
+              <w:rPr>
+                <w:rFonts w:ascii="Calibri" w:hAnsi="Calibri" w:cs="Calibri"/>
+                <w:color w:val="475569"/>
                 <w:sz w:val="17"/>
               </w:rPr>
-              <w:t>[NOMBRE REPRESENTANTE LEGAL]</w:t>
               <w:br/>
-              <w:t>R.U.T.: [RUT REPRESENTANTE]</w:t>
+            </w:r>
+            <w:r>
+              <w:rPr>
+                <w:rFonts w:ascii="Calibri" w:hAnsi="Calibri" w:cs="Calibri"/>
+                <w:color w:val="475569"/>
+                <w:sz w:val="17"/>
+              </w:rPr>
+              <w:t xml:space="preserve">R.U.T.: </w:t>
+            </w:r>
+            <w:r>
+              <w:rPr>
+                <w:rFonts w:ascii="Calibri" w:hAnsi="Calibri" w:cs="Calibri"/>
+                <w:color w:val="475569"/>
+                <w:sz w:val="17"/>
+                <w:highlight w:val="yellow"/>
+              </w:rPr>
+              <w:t xml:space="preserve">[RUT REPRESENTANTE]</w:t>
+            </w:r>
+            <w:r>
+              <w:rPr>
+                <w:rFonts w:ascii="Calibri" w:hAnsi="Calibri" w:cs="Calibri"/>
+                <w:color w:val="475569"/>
+                <w:sz w:val="17"/>
+              </w:rPr>
               <w:br/>
-              <w:t>Representante Legal</w:t>
-              <w:br/>
-              <w:t>[RAZÓN SOCIAL EMPRESA]</w:t>
-              <w:br/>
-              <w:t>R.U.T. Empresa: [RUT EMPRESA]</w:t>
+            </w:r>
+            <w:r>
+              <w:rPr>
+                <w:rFonts w:ascii="Calibri" w:hAnsi="Calibri" w:cs="Calibri"/>
+                <w:color w:val="475569"/>
+                <w:sz w:val="17"/>
+                <w:highlight w:val="yellow"/>
+              </w:rPr>
+              <w:t xml:space="preserve">[RAZÓN SOCIAL EMPRESA]</w:t>
             </w:r>
           </w:p>
         </w:tc>
         <w:tc>
           <w:tcPr>
-            <w:tcW w:type="dxa" w:w="4968"/>
+            <w:tcW w:type="dxa" w:w="4896"/>
+            <w:tcMar>
+              <w:top w:w="60" w:type="dxa"/>
+              <w:bottom w:w="60" w:type="dxa"/>
+              <w:left w:w="100" w:type="dxa"/>
+              <w:right w:w="100" w:type="dxa"/>
+            </w:tcMar>
           </w:tcPr>
           <w:p>
             <w:pPr>
+              <w:keepNext/>
+              <w:spacing w:before="0" w:after="0"/>
               <w:jc w:val="center"/>
             </w:pPr>
             <w:r>
               <w:rPr>
-                <w:rFonts w:ascii="Arial" w:hAnsi="Arial"/>
+                <w:rFonts w:ascii="Calibri" w:hAnsi="Calibri" w:cs="Calibri"/>
+                <w:b/>
               </w:rPr>
-              <w:t>_________________________________________</w:t>
+              <w:t>_____________________________________</w:t>
               <w:br/>
             </w:r>
             <w:r>
               <w:rPr>
-                <w:rFonts w:ascii="Arial" w:hAnsi="Arial"/>
+                <w:rFonts w:ascii="Calibri" w:hAnsi="Calibri" w:cs="Calibri"/>
+                <w:b/>
+                <w:sz w:val="18"/>
+              </w:rPr>
+              <w:t>ACUSE DE RECIBO / COPIA TRABAJADOR</w:t>
+              <w:br/>
+            </w:r>
+            <w:r>
+              <w:rPr>
+                <w:rFonts w:ascii="Calibri" w:hAnsi="Calibri" w:cs="Calibri"/>
+                <w:color w:val="475569"/>
                 <w:sz w:val="17"/>
               </w:rPr>
-              <w:t>[NOMBRE DEL TRABAJADOR]</w:t>
+              <w:t xml:space="preserve">Nombre: </w:t>
+            </w:r>
+            <w:r>
+              <w:rPr>
+                <w:rFonts w:ascii="Calibri" w:hAnsi="Calibri" w:cs="Calibri"/>
+                <w:color w:val="475569"/>
+                <w:sz w:val="17"/>
+                <w:highlight w:val="yellow"/>
+              </w:rPr>
+              <w:t xml:space="preserve">[NOMBRE TRABAJADOR]</w:t>
+            </w:r>
+            <w:r>
+              <w:rPr>
+                <w:rFonts w:ascii="Calibri" w:hAnsi="Calibri" w:cs="Calibri"/>
+                <w:color w:val="475569"/>
+                <w:sz w:val="17"/>
+              </w:rPr>
               <w:br/>
-              <w:t>R.U.T.: [RUT TRABAJADOR]</w:t>
+            </w:r>
+            <w:r>
+              <w:rPr>
+                <w:rFonts w:ascii="Calibri" w:hAnsi="Calibri" w:cs="Calibri"/>
+                <w:color w:val="475569"/>
+                <w:sz w:val="17"/>
+              </w:rPr>
+              <w:t xml:space="preserve">R.U.T.: </w:t>
+            </w:r>
+            <w:r>
+              <w:rPr>
+                <w:rFonts w:ascii="Calibri" w:hAnsi="Calibri" w:cs="Calibri"/>
+                <w:color w:val="475569"/>
+                <w:sz w:val="17"/>
+                <w:highlight w:val="yellow"/>
+              </w:rPr>
+              <w:t xml:space="preserve">[RUT TRABAJADOR]</w:t>
+            </w:r>
+            <w:r>
+              <w:rPr>
+                <w:rFonts w:ascii="Calibri" w:hAnsi="Calibri" w:cs="Calibri"/>
+                <w:color w:val="475569"/>
+                <w:sz w:val="17"/>
+              </w:rPr>
               <w:br/>
-              <w:t>Copia recepcionada personalmente el:</w:t>
+            </w:r>
+            <w:r>
+              <w:rPr>
+                <w:rFonts w:ascii="Calibri" w:hAnsi="Calibri" w:cs="Calibri"/>
+                <w:color w:val="475569"/>
+                <w:sz w:val="17"/>
+              </w:rPr>
+              <w:t xml:space="preserve">Fecha y hora de notificación:</w:t>
+            </w:r>
+            <w:r>
+              <w:rPr>
+                <w:rFonts w:ascii="Calibri" w:hAnsi="Calibri" w:cs="Calibri"/>
+                <w:color w:val="475569"/>
+                <w:sz w:val="17"/>
+              </w:rPr>
               <w:br/>
-              <w:t>____ / ____ / 2026   Hora: ____:____</w:t>
-              <w:br/>
-              <w:t>(Firma del Trabajador como acuse de recibo)</w:t>
+            </w:r>
+            <w:r>
+              <w:rPr>
+                <w:rFonts w:ascii="Calibri" w:hAnsi="Calibri" w:cs="Calibri"/>
+                <w:color w:val="475569"/>
+                <w:sz w:val="17"/>
+              </w:rPr>
+              <w:t xml:space="preserve">____ / ____ / ________   ____:____ hrs.</w:t>
             </w:r>
           </w:p>
         </w:tc>
       </w:tr>
     </w:tbl>
     <w:sectPr>
+      <w:footerReference w:type="default" r:id="rId10"/>
       <w:pgSz w:w="12240" w:h="15840"/>
-      <w:pgMar w:top="1152" w:right="1152" w:bottom="1152" w:left="1152" w:header="720" w:footer="720" w:gutter="0"/>
+      <w:pgMar w:top="936" w:right="936" w:bottom="936" w:left="936" w:header="720" w:footer="720" w:gutter="0"/>
       <w:cols w:space="720"/>
       <w:docGrid w:linePitch="360"/>
     </w:sectPr>
   </w:body>
 </w:document>
+</file>
+
+<file path=word/footer1.xml><?xml version="1.0" encoding="utf-8"?>
+<w:ftr xmlns:m="http://schemas.openxmlformats.org/officeDocument/2006/math" xmlns:mc="http://schemas.openxmlformats.org/markup-compatibility/2006" xmlns:mo="http://schemas.microsoft.com/office/mac/office/2008/main" xmlns:mv="urn:schemas-microsoft-com:mac:vml" xmlns:o="urn:schemas-microsoft-com:office:office" xmlns:r="http://schemas.openxmlformats.org/officeDocument/2006/relationships" xmlns:v="urn:schemas-microsoft-com:vml" xmlns:w10="urn:schemas-microsoft-com:office:word" xmlns:w14="http://schemas.microsoft.com/office/word/2010/wordml" xmlns:w="http://schemas.openxmlformats.org/wordprocessingml/2006/main" xmlns:wne="http://schemas.microsoft.com/office/word/2006/wordml" xmlns:wp14="http://schemas.microsoft.com/office/word/2010/wordprocessingDrawing" xmlns:wp="http://schemas.openxmlformats.org/drawingml/2006/wordprocessingDrawing" xmlns:wpc="http://schemas.microsoft.com/office/word/2010/wordprocessingCanvas" xmlns:wpg="http://schemas.microsoft.com/office/word/2010/wordprocessingGroup" xmlns:wpi="http://schemas.microsoft.com/office/word/2010/wordprocessingInk" xmlns:wps="http://schemas.microsoft.com/office/word/2010/wordprocessingShape" mc:Ignorable="w14 wp14">
+  <w:p>
+    <w:pPr>
+      <w:pStyle w:val="Footer"/>
+      <w:spacing w:before="0" w:after="0"/>
+      <w:jc w:val="right"/>
+    </w:pPr>
+    <w:r>
+      <w:rPr>
+        <w:rFonts w:ascii="Calibri" w:hAnsi="Calibri"/>
+        <w:color w:val="94A3B8"/>
+        <w:sz w:val="16"/>
+      </w:rPr>
+      <w:t>CálculoLaboral.cl · Pack de Cartas de Despido 2026 · Modelo de referencia</w:t>
+    </w:r>
+  </w:p>
+</w:ftr>
+</file>
+
+<file path=word/footer2.xml><?xml version="1.0" encoding="utf-8"?>
+<w:ftr xmlns:m="http://schemas.openxmlformats.org/officeDocument/2006/math" xmlns:mc="http://schemas.openxmlformats.org/markup-compatibility/2006" xmlns:mo="http://schemas.microsoft.com/office/mac/office/2008/main" xmlns:mv="urn:schemas-microsoft-com:mac:vml" xmlns:o="urn:schemas-microsoft-com:office:office" xmlns:r="http://schemas.openxmlformats.org/officeDocument/2006/relationships" xmlns:v="urn:schemas-microsoft-com:vml" xmlns:w10="urn:schemas-microsoft-com:office:word" xmlns:w14="http://schemas.microsoft.com/office/word/2010/wordml" xmlns:w="http://schemas.openxmlformats.org/wordprocessingml/2006/main" xmlns:wne="http://schemas.microsoft.com/office/word/2006/wordml" xmlns:wp14="http://schemas.microsoft.com/office/word/2010/wordprocessingDrawing" xmlns:wp="http://schemas.openxmlformats.org/drawingml/2006/wordprocessingDrawing" xmlns:wpc="http://schemas.microsoft.com/office/word/2010/wordprocessingCanvas" xmlns:wpg="http://schemas.microsoft.com/office/word/2010/wordprocessingGroup" xmlns:wpi="http://schemas.microsoft.com/office/word/2010/wordprocessingInk" xmlns:wps="http://schemas.microsoft.com/office/word/2010/wordprocessingShape" mc:Ignorable="w14 wp14">
+  <w:p>
+    <w:pPr>
+      <w:pStyle w:val="Footer"/>
+    </w:pPr>
+  </w:p>
+</w:ftr>
 </file>
 
 <file path=word/numbering.xml><?xml version="1.0" encoding="utf-8"?>
@@ -805,6 +1503,14 @@
     <w:name w:val="Normal"/>
     <w:qFormat/>
     <w:rsid w:val="00FC693F"/>
+    <w:pPr>
+      <w:spacing w:line="276" w:lineRule="auto" w:after="80"/>
+    </w:pPr>
+    <w:rPr>
+      <w:rFonts w:ascii="Calibri" w:hAnsi="Calibri"/>
+      <w:color w:val="1E293B"/>
+      <w:sz w:val="20"/>
+    </w:rPr>
   </w:style>
   <w:style w:type="paragraph" w:styleId="Header">
     <w:name w:val="header"/>

--- a/api/assets/pack_despido_files/01_Carta_Art161_Necesidades_de_la_Empresa.docx
+++ b/api/assets/pack_despido_files/01_Carta_Art161_Necesidades_de_la_Empresa.docx
@@ -210,6 +210,19 @@
                 <w:sz w:val="16"/>
               </w:rPr>
               <w:t>• Si el trabajador tiene fuero (maternal, sindical u otro), esta causal no lo habilita: el juez solo puede autorizar el término en los casos de los artículos 159 N° 4 y 5 y 160 (Art. 174).</w:t>
+            </w:r>
+          </w:p>
+          <w:p>
+            <w:pPr>
+              <w:spacing w:before="0" w:after="30"/>
+            </w:pPr>
+            <w:r>
+              <w:rPr>
+                <w:rFonts w:ascii="Calibri" w:hAnsi="Calibri"/>
+                <w:color w:val="475569"/>
+                <w:sz w:val="16"/>
+              </w:rPr>
+              <w:t>• Art. 162 inciso octavo (Ley 21.361): la carta debe informar si el finiquito se otorgará y pagará en forma presencial o electrónica, y que el trabajador puede formular reserva de derechos al firmarlo. Ya viene en el apartado IV: elige una opción.</w:t>
             </w:r>
           </w:p>
         </w:tc>
@@ -878,6 +891,39 @@
           <w:color w:val="0F172A"/>
           <w:sz w:val="20"/>
         </w:rPr>
+        <w:t xml:space="preserve">Su finiquito se otorgará y pagará en forma </w:t>
+      </w:r>
+      <w:r>
+        <w:rPr>
+          <w:rFonts w:ascii="Calibri" w:hAnsi="Calibri"/>
+          <w:b w:val="0"/>
+          <w:color w:val="0F172A"/>
+          <w:sz w:val="20"/>
+          <w:highlight w:val="yellow"/>
+        </w:rPr>
+        <w:t xml:space="preserve">[PRESENCIAL ante un ministro de fe / ELECTRÓNICA en el sitio de la Dirección del Trabajo]</w:t>
+      </w:r>
+      <w:r>
+        <w:rPr>
+          <w:rFonts w:ascii="Calibri" w:hAnsi="Calibri"/>
+          <w:b w:val="0"/>
+          <w:color w:val="0F172A"/>
+          <w:sz w:val="20"/>
+        </w:rPr>
+        <w:t xml:space="preserve"> (borra lo que no aplique). Es voluntario para usted aceptar, firmar y recibir el pago en forma electrónica, y siempre podrá optar por la actuación presencial ante un ministro de fe. Al suscribir el finiquito, si lo estima necesario, podrá formular reserva de derechos.</w:t>
+      </w:r>
+    </w:p>
+    <w:p>
+      <w:pPr>
+        <w:spacing w:before="40" w:after="80"/>
+      </w:pPr>
+      <w:r>
+        <w:rPr>
+          <w:rFonts w:ascii="Calibri" w:hAnsi="Calibri"/>
+          <w:b w:val="0"/>
+          <w:color w:val="0F172A"/>
+          <w:sz w:val="20"/>
+        </w:rPr>
         <w:t>Sin otro particular, le saluda atentamente,</w:t>
       </w:r>
     </w:p>

--- a/api/assets/pack_despido_files/01_Carta_Art161_Necesidades_de_la_Empresa.docx
+++ b/api/assets/pack_despido_files/01_Carta_Art161_Necesidades_de_la_Empresa.docx
@@ -849,6 +849,7 @@
     </w:p>
     <w:p>
       <w:pPr>
+        <w:keepNext/>
         <w:spacing w:before="40" w:after="80"/>
       </w:pPr>
       <w:r>
@@ -882,6 +883,7 @@
     </w:p>
     <w:p>
       <w:pPr>
+        <w:keepNext/>
         <w:spacing w:before="40" w:after="80"/>
       </w:pPr>
       <w:r>
@@ -915,6 +917,7 @@
     </w:p>
     <w:p>
       <w:pPr>
+        <w:keepNext/>
         <w:spacing w:before="40" w:after="80"/>
       </w:pPr>
       <w:r>

--- a/api/assets/pack_despido_files/01_Carta_Art161_Necesidades_de_la_Empresa.docx
+++ b/api/assets/pack_despido_files/01_Carta_Art161_Necesidades_de_la_Empresa.docx
@@ -346,7 +346,7 @@
     </w:p>
     <w:p>
       <w:pPr>
-        <w:spacing w:before="40" w:after="80"/>
+        <w:spacing w:before="40" w:after="60"/>
       </w:pPr>
       <w:r>
         <w:rPr>
@@ -427,7 +427,7 @@
     </w:p>
     <w:p>
       <w:pPr>
-        <w:spacing w:before="40" w:after="80"/>
+        <w:spacing w:before="40" w:after="60"/>
       </w:pPr>
       <w:r>
         <w:rPr>
@@ -436,16 +436,7 @@
           <w:color w:val="0F172A"/>
           <w:sz w:val="20"/>
         </w:rPr>
-        <w:t xml:space="preserve">Señor(a):</w:t>
-      </w:r>
-      <w:r>
-        <w:rPr>
-          <w:rFonts w:ascii="Calibri" w:hAnsi="Calibri"/>
-          <w:b/>
-          <w:color w:val="0F172A"/>
-          <w:sz w:val="20"/>
-        </w:rPr>
-        <w:br/>
+        <w:t xml:space="preserve">Señor(a): </w:t>
       </w:r>
       <w:r>
         <w:rPr>
@@ -492,16 +483,7 @@
           <w:color w:val="0F172A"/>
           <w:sz w:val="20"/>
         </w:rPr>
-        <w:br/>
-      </w:r>
-      <w:r>
-        <w:rPr>
-          <w:rFonts w:ascii="Calibri" w:hAnsi="Calibri"/>
-          <w:b w:val="0"/>
-          <w:color w:val="0F172A"/>
-          <w:sz w:val="20"/>
-        </w:rPr>
-        <w:t xml:space="preserve">Cargo: </w:t>
+        <w:t xml:space="preserve">   ·   Cargo: </w:t>
       </w:r>
       <w:r>
         <w:rPr>
@@ -548,16 +530,7 @@
           <w:color w:val="0F172A"/>
           <w:sz w:val="20"/>
         </w:rPr>
-        <w:br/>
-      </w:r>
-      <w:r>
-        <w:rPr>
-          <w:rFonts w:ascii="Calibri" w:hAnsi="Calibri"/>
-          <w:b w:val="0"/>
-          <w:color w:val="0F172A"/>
-          <w:sz w:val="20"/>
-        </w:rPr>
-        <w:t xml:space="preserve">Comuna / Ciudad: </w:t>
+        <w:t xml:space="preserve">, </w:t>
       </w:r>
       <w:r>
         <w:rPr>
@@ -572,7 +545,7 @@
     </w:p>
     <w:p>
       <w:pPr>
-        <w:spacing w:before="40" w:after="80"/>
+        <w:spacing w:before="40" w:after="60"/>
       </w:pPr>
       <w:r>
         <w:rPr>
@@ -586,7 +559,7 @@
     </w:p>
     <w:p>
       <w:pPr>
-        <w:spacing w:before="40" w:after="80"/>
+        <w:spacing w:before="40" w:after="60"/>
       </w:pPr>
       <w:r>
         <w:rPr>
@@ -695,23 +668,17 @@
     </w:p>
     <w:p>
       <w:pPr>
-        <w:keepNext/>
-        <w:spacing w:before="120" w:after="40"/>
+        <w:spacing w:before="40" w:after="60"/>
       </w:pPr>
       <w:r>
         <w:rPr>
           <w:rFonts w:ascii="Calibri" w:hAnsi="Calibri"/>
           <w:b/>
-          <w:color w:val="1E293B"/>
+          <w:color w:val="0F172A"/>
           <w:sz w:val="20"/>
         </w:rPr>
-        <w:t>I. CAUSAL LEGAL INVOCADA:</w:t>
+        <w:t xml:space="preserve">I. CAUSAL LEGAL INVOCADA:  </w:t>
       </w:r>
-    </w:p>
-    <w:p>
-      <w:pPr>
-        <w:spacing w:before="40" w:after="80"/>
-      </w:pPr>
       <w:r>
         <w:rPr>
           <w:rFonts w:ascii="Calibri" w:hAnsi="Calibri"/>
@@ -724,23 +691,17 @@
     </w:p>
     <w:p>
       <w:pPr>
-        <w:keepNext/>
-        <w:spacing w:before="120" w:after="40"/>
+        <w:spacing w:before="40" w:after="60"/>
       </w:pPr>
       <w:r>
         <w:rPr>
           <w:rFonts w:ascii="Calibri" w:hAnsi="Calibri"/>
           <w:b/>
-          <w:color w:val="1E293B"/>
+          <w:color w:val="0F172A"/>
           <w:sz w:val="20"/>
         </w:rPr>
-        <w:t>II. HECHOS EN QUE SE FUNDA:</w:t>
+        <w:t xml:space="preserve">II. HECHOS EN QUE SE FUNDA:  </w:t>
       </w:r>
-    </w:p>
-    <w:p>
-      <w:pPr>
-        <w:spacing w:before="40" w:after="80"/>
-      </w:pPr>
       <w:r>
         <w:rPr>
           <w:rFonts w:ascii="Calibri" w:hAnsi="Calibri"/>
@@ -772,7 +733,7 @@
     </w:p>
     <w:p>
       <w:pPr>
-        <w:spacing w:before="40" w:after="80"/>
+        <w:spacing w:before="40" w:after="60"/>
       </w:pPr>
       <w:r>
         <w:rPr>
@@ -805,23 +766,17 @@
     </w:p>
     <w:p>
       <w:pPr>
-        <w:keepNext/>
-        <w:spacing w:before="120" w:after="40"/>
+        <w:spacing w:before="40" w:after="60"/>
       </w:pPr>
       <w:r>
         <w:rPr>
           <w:rFonts w:ascii="Calibri" w:hAnsi="Calibri"/>
           <w:b/>
-          <w:color w:val="1E293B"/>
+          <w:color w:val="0F172A"/>
           <w:sz w:val="20"/>
         </w:rPr>
-        <w:t>III. ESTADO DE PAGO DE COTIZACIONES PREVISIONALES:</w:t>
+        <w:t xml:space="preserve">III. ESTADO DE PAGO DE COTIZACIONES PREVISIONALES:  </w:t>
       </w:r>
-    </w:p>
-    <w:p>
-      <w:pPr>
-        <w:spacing w:before="40" w:after="80"/>
-      </w:pPr>
       <w:r>
         <w:rPr>
           <w:rFonts w:ascii="Calibri" w:hAnsi="Calibri"/>
@@ -835,23 +790,17 @@
     <w:p>
       <w:pPr>
         <w:keepNext/>
-        <w:spacing w:before="120" w:after="40"/>
+        <w:spacing w:before="40" w:after="60"/>
       </w:pPr>
       <w:r>
         <w:rPr>
           <w:rFonts w:ascii="Calibri" w:hAnsi="Calibri"/>
           <w:b/>
-          <w:color w:val="1E293B"/>
+          <w:color w:val="0F172A"/>
           <w:sz w:val="20"/>
         </w:rPr>
-        <w:t>IV. FINIQUITO:</w:t>
+        <w:t xml:space="preserve">IV. FINIQUITO:  </w:t>
       </w:r>
-    </w:p>
-    <w:p>
-      <w:pPr>
-        <w:keepNext/>
-        <w:spacing w:before="40" w:after="80"/>
-      </w:pPr>
       <w:r>
         <w:rPr>
           <w:rFonts w:ascii="Calibri" w:hAnsi="Calibri"/>
@@ -884,7 +833,7 @@
     <w:p>
       <w:pPr>
         <w:keepNext/>
-        <w:spacing w:before="40" w:after="80"/>
+        <w:spacing w:before="40" w:after="60"/>
       </w:pPr>
       <w:r>
         <w:rPr>
@@ -912,13 +861,13 @@
           <w:color w:val="0F172A"/>
           <w:sz w:val="20"/>
         </w:rPr>
-        <w:t xml:space="preserve"> (borra lo que no aplique). Es voluntario para usted aceptar, firmar y recibir el pago en forma electrónica, y siempre podrá optar por la actuación presencial ante un ministro de fe. Al suscribir el finiquito, si lo estima necesario, podrá formular reserva de derechos.</w:t>
+        <w:t xml:space="preserve">. Es voluntario para usted aceptar, firmar y recibir el pago por vía electrónica, y siempre podrá optar por la actuación presencial ante un ministro de fe. Al firmar el finiquito podrá formular reserva de derechos si lo estima necesario.</w:t>
       </w:r>
     </w:p>
     <w:p>
       <w:pPr>
         <w:keepNext/>
-        <w:spacing w:before="40" w:after="80"/>
+        <w:spacing w:before="40" w:after="60"/>
       </w:pPr>
       <w:r>
         <w:rPr>
@@ -1151,7 +1100,7 @@
     <w:sectPr>
       <w:footerReference w:type="default" r:id="rId10"/>
       <w:pgSz w:w="12240" w:h="15840"/>
-      <w:pgMar w:top="936" w:right="936" w:bottom="936" w:left="936" w:header="720" w:footer="720" w:gutter="0"/>
+      <w:pgMar w:top="936" w:right="850" w:bottom="936" w:left="850" w:header="720" w:footer="720" w:gutter="0"/>
       <w:cols w:space="720"/>
       <w:docGrid w:linePitch="360"/>
     </w:sectPr>

--- a/api/assets/pack_despido_files/01_Carta_Art161_Necesidades_de_la_Empresa.docx
+++ b/api/assets/pack_despido_files/01_Carta_Art161_Necesidades_de_la_Empresa.docx
@@ -346,7 +346,7 @@
     </w:p>
     <w:p>
       <w:pPr>
-        <w:spacing w:before="40" w:after="60"/>
+        <w:spacing w:before="40" w:after="80"/>
       </w:pPr>
       <w:r>
         <w:rPr>
@@ -427,7 +427,7 @@
     </w:p>
     <w:p>
       <w:pPr>
-        <w:spacing w:before="40" w:after="60"/>
+        <w:spacing w:before="40" w:after="80"/>
       </w:pPr>
       <w:r>
         <w:rPr>
@@ -545,7 +545,7 @@
     </w:p>
     <w:p>
       <w:pPr>
-        <w:spacing w:before="40" w:after="60"/>
+        <w:spacing w:before="40" w:after="80"/>
       </w:pPr>
       <w:r>
         <w:rPr>
@@ -559,7 +559,7 @@
     </w:p>
     <w:p>
       <w:pPr>
-        <w:spacing w:before="40" w:after="60"/>
+        <w:spacing w:before="40" w:after="80"/>
       </w:pPr>
       <w:r>
         <w:rPr>
@@ -668,7 +668,7 @@
     </w:p>
     <w:p>
       <w:pPr>
-        <w:spacing w:before="40" w:after="60"/>
+        <w:spacing w:before="120" w:after="80"/>
       </w:pPr>
       <w:r>
         <w:rPr>
@@ -691,7 +691,7 @@
     </w:p>
     <w:p>
       <w:pPr>
-        <w:spacing w:before="40" w:after="60"/>
+        <w:spacing w:before="120" w:after="80"/>
       </w:pPr>
       <w:r>
         <w:rPr>
@@ -733,7 +733,7 @@
     </w:p>
     <w:p>
       <w:pPr>
-        <w:spacing w:before="40" w:after="60"/>
+        <w:spacing w:before="40" w:after="80"/>
       </w:pPr>
       <w:r>
         <w:rPr>
@@ -766,7 +766,7 @@
     </w:p>
     <w:p>
       <w:pPr>
-        <w:spacing w:before="40" w:after="60"/>
+        <w:spacing w:before="120" w:after="80"/>
       </w:pPr>
       <w:r>
         <w:rPr>
@@ -790,7 +790,7 @@
     <w:p>
       <w:pPr>
         <w:keepNext/>
-        <w:spacing w:before="40" w:after="60"/>
+        <w:spacing w:before="120" w:after="80"/>
       </w:pPr>
       <w:r>
         <w:rPr>
@@ -833,7 +833,7 @@
     <w:p>
       <w:pPr>
         <w:keepNext/>
-        <w:spacing w:before="40" w:after="60"/>
+        <w:spacing w:before="40" w:after="80"/>
       </w:pPr>
       <w:r>
         <w:rPr>
@@ -867,7 +867,7 @@
     <w:p>
       <w:pPr>
         <w:keepNext/>
-        <w:spacing w:before="40" w:after="60"/>
+        <w:spacing w:before="40" w:after="80"/>
       </w:pPr>
       <w:r>
         <w:rPr>

--- a/api/assets/pack_despido_files/01_Carta_Art161_Necesidades_de_la_Empresa.docx
+++ b/api/assets/pack_despido_files/01_Carta_Art161_Necesidades_de_la_Empresa.docx
@@ -668,7 +668,7 @@
     </w:p>
     <w:p>
       <w:pPr>
-        <w:spacing w:before="120" w:after="80"/>
+        <w:spacing w:before="160" w:after="80"/>
       </w:pPr>
       <w:r>
         <w:rPr>
@@ -691,7 +691,7 @@
     </w:p>
     <w:p>
       <w:pPr>
-        <w:spacing w:before="120" w:after="80"/>
+        <w:spacing w:before="160" w:after="80"/>
       </w:pPr>
       <w:r>
         <w:rPr>
@@ -766,7 +766,7 @@
     </w:p>
     <w:p>
       <w:pPr>
-        <w:spacing w:before="120" w:after="80"/>
+        <w:spacing w:before="160" w:after="80"/>
       </w:pPr>
       <w:r>
         <w:rPr>
@@ -790,7 +790,7 @@
     <w:p>
       <w:pPr>
         <w:keepNext/>
-        <w:spacing w:before="120" w:after="80"/>
+        <w:spacing w:before="160" w:after="80"/>
       </w:pPr>
       <w:r>
         <w:rPr>
@@ -1100,7 +1100,7 @@
     <w:sectPr>
       <w:footerReference w:type="default" r:id="rId10"/>
       <w:pgSz w:w="12240" w:h="15840"/>
-      <w:pgMar w:top="936" w:right="850" w:bottom="936" w:left="850" w:header="720" w:footer="720" w:gutter="0"/>
+      <w:pgMar w:top="936" w:right="936" w:bottom="936" w:left="936" w:header="720" w:footer="720" w:gutter="0"/>
       <w:cols w:space="720"/>
       <w:docGrid w:linePitch="360"/>
     </w:sectPr>
